--- a/PRD_個人多agent知識助理系統.docx
+++ b/PRD_個人多agent知識助理系統.docx
@@ -516,6 +516,28 @@
                 <w:bCs w:val="false"/>
               </w:rPr>
               <w:t xml:space="preserve">作為使用者，我可以隨時停用或啟用某個agent（例如先暫停程式開發agent），之後再重新啟用而不需改程式碼。</w:t>
+            </w:r>
+          </w:p>
+        </w:tc>
+      </w:tr>
+      <w:tr>
+        <w:tc>
+          <w:tcPr>
+            <w:tcW w:type="dxa" w:w="1200"/>
+          </w:tcPr>
+          <w:p>
+            <w:r>
+              <w:t>US-11</w:t>
+            </w:r>
+          </w:p>
+        </w:tc>
+        <w:tc>
+          <w:tcPr>
+            <w:tcW w:type="dxa" w:w="8000"/>
+          </w:tcPr>
+          <w:p>
+            <w:r>
+              <w:t>作為使用者，我可以直接跟系統說「提醒我...」，或搭配一張截圖並說明「之後提醒我」，系統會將其記錄為代辦事項；日後我問「今天有沒有代辦事項」時，這類使用者直接聲明的提醒會跟會議記錄自動抽取的待辦事項一併彙整回覆，不需要等待會議記錄。</w:t>
             </w:r>
           </w:p>
         </w:tc>
@@ -942,6 +964,19 @@
       </w:pPr>
       <w:r>
         <w:t xml:space="preserve">每個agent所需的能力（如文字生成、複雜推理、圖像理解）對應一個「capability tier」，而非綁定固定model。使用者可在儀表板設定頁為每個tier指定地端Ollama模型與雲端Ollama模型的fallback順序，當地端資源不足或雲端額度用盡時自動切換，全部失敗則保留原始輸入並通知使用者。</w:t>
+      </w:r>
+    </w:p>
+    <w:p>
+      <w:pPr>
+        <w:pStyle w:val="Heading2"/>
+      </w:pPr>
+      <w:r>
+        <w:t>4.6 代辦事項與提醒</w:t>
+      </w:r>
+    </w:p>
+    <w:p>
+      <w:r>
+        <w:t>代辦事項有兩種來源：(1) 會議記錄——meeting-agent自動從逐字稿抽取待辦事項（含負責人、期限），寫入該次會議文件；(2) 使用者直接聲明——使用者透過Telegram訊息、桌面懸浮工具，或搭配一張截圖並註明「提醒我」「之後提醒我」，由系統直接記錄一筆代辦事項，不需要等待會議記錄自動抽取。兩種來源在使用者查詢時（例如「今天有沒有代辦事項」）會一併彙整回覆。</w:t>
       </w:r>
     </w:p>
     <w:p>
